--- a/Coding 1 - year/Unit 1 - Intro to Programming/Daily Lesson Plans/Word/Day 12.docx
+++ b/Coding 1 - year/Unit 1 - Intro to Programming/Daily Lesson Plans/Word/Day 12.docx
@@ -50,12 +50,15 @@
               </w:rPr>
               <w:t xml:space="preserve">Coding I — Full Year</w:t>
             </w:r>
-          </w:p>
-          <w:p>
-            <w:pPr>
-              <w:spacing w:before="40"/>
-              <w:jc w:val="center"/>
-            </w:pPr>
+            <w:r>
+              <w:rPr>
+                <w:rFonts w:ascii="Arial" w:cs="Arial" w:eastAsia="Arial" w:hAnsi="Arial"/>
+                <w:sz w:val="16"/>
+                <w:szCs w:val="16"/>
+              </w:rPr>
+              <w:br/>
+              <w:t xml:space="preserve"/>
+            </w:r>
             <w:r>
               <w:rPr>
                 <w:rFonts w:ascii="Arial" w:cs="Arial" w:eastAsia="Arial" w:hAnsi="Arial"/>
@@ -83,7 +86,7 @@
           <w:rFonts w:ascii="Arial" w:cs="Arial" w:eastAsia="Arial" w:hAnsi="Arial"/>
           <w:b/>
           <w:bCs/>
-          <w:color w:val="1F3864"/>
+          <w:color w:val="2B5797"/>
           <w:sz w:val="32"/>
           <w:szCs w:val="32"/>
         </w:rPr>
@@ -261,9 +264,9 @@
               <w:right w:val="single" w:color="CCCCCC" w:sz="1"/>
             </w:tcBorders>
             <w:tcMar>
-              <w:top w:type="dxa" w:w="60"/>
+              <w:top w:type="dxa" w:w="80"/>
               <w:left w:type="dxa" w:w="120"/>
-              <w:bottom w:type="dxa" w:w="60"/>
+              <w:bottom w:type="dxa" w:w="80"/>
               <w:right w:type="dxa" w:w="120"/>
             </w:tcMar>
           </w:tcPr>
@@ -290,20 +293,213 @@
               <w:right w:val="single" w:color="CCCCCC" w:sz="1"/>
             </w:tcBorders>
             <w:tcMar>
-              <w:top w:type="dxa" w:w="60"/>
+              <w:top w:type="dxa" w:w="80"/>
               <w:left w:type="dxa" w:w="120"/>
-              <w:bottom w:type="dxa" w:w="60"/>
+              <w:bottom w:type="dxa" w:w="80"/>
               <w:right w:type="dxa" w:w="120"/>
             </w:tcMar>
           </w:tcPr>
           <w:p>
-            <w:r>
-              <w:rPr>
-                <w:rFonts w:ascii="Arial" w:cs="Arial" w:eastAsia="Arial" w:hAnsi="Arial"/>
-                <w:sz w:val="20"/>
-                <w:szCs w:val="20"/>
+            <w:pPr>
+              <w:spacing w:after="80" w:before="80"/>
+            </w:pPr>
+            <w:r>
+              <w:rPr>
+                <w:rFonts w:ascii="Arial" w:cs="Arial" w:eastAsia="Arial" w:hAnsi="Arial"/>
+                <w:b/>
+                <w:bCs/>
+                <w:i w:val="false"/>
+                <w:iCs w:val="false"/>
+                <w:color w:val="000000"/>
+                <w:sz w:val="22"/>
+                <w:szCs w:val="22"/>
               </w:rPr>
               <w:t xml:space="preserve">Bell Ringer / Review</w:t>
+            </w:r>
+            <w:r>
+              <w:rPr>
+                <w:rFonts w:ascii="Arial" w:cs="Arial" w:eastAsia="Arial" w:hAnsi="Arial"/>
+                <w:sz w:val="20"/>
+                <w:szCs w:val="20"/>
+              </w:rPr>
+              <w:br/>
+              <w:t xml:space="preserve"/>
+            </w:r>
+            <w:r>
+              <w:rPr>
+                <w:rFonts w:ascii="Arial" w:cs="Arial" w:eastAsia="Arial" w:hAnsi="Arial"/>
+                <w:sz w:val="20"/>
+                <w:szCs w:val="20"/>
+              </w:rPr>
+              <w:br/>
+              <w:t xml:space="preserve"/>
+            </w:r>
+            <w:r>
+              <w:rPr>
+                <w:rFonts w:ascii="Arial" w:cs="Arial" w:eastAsia="Arial" w:hAnsi="Arial"/>
+                <w:b/>
+                <w:bCs/>
+                <w:i w:val="false"/>
+                <w:iCs w:val="false"/>
+                <w:color w:val="000000"/>
+                <w:sz w:val="20"/>
+                <w:szCs w:val="20"/>
+              </w:rPr>
+              <w:t xml:space="preserve">Quick Write </w:t>
+            </w:r>
+            <w:r>
+              <w:rPr>
+                <w:rFonts w:ascii="Arial" w:cs="Arial" w:eastAsia="Arial" w:hAnsi="Arial"/>
+                <w:b w:val="false"/>
+                <w:bCs w:val="false"/>
+                <w:i w:val="false"/>
+                <w:iCs w:val="false"/>
+                <w:color w:val="000000"/>
+                <w:sz w:val="20"/>
+                <w:szCs w:val="20"/>
+              </w:rPr>
+              <w:t xml:space="preserve">(3 min — written or verbal):</w:t>
+            </w:r>
+            <w:r>
+              <w:rPr>
+                <w:rFonts w:ascii="Arial" w:cs="Arial" w:eastAsia="Arial" w:hAnsi="Arial"/>
+                <w:sz w:val="20"/>
+                <w:szCs w:val="20"/>
+              </w:rPr>
+              <w:br/>
+              <w:t xml:space="preserve"/>
+            </w:r>
+            <w:r>
+              <w:rPr>
+                <w:rFonts w:ascii="Arial" w:cs="Arial" w:eastAsia="Arial" w:hAnsi="Arial"/>
+                <w:b w:val="false"/>
+                <w:bCs w:val="false"/>
+                <w:i w:val="false"/>
+                <w:iCs w:val="false"/>
+                <w:color w:val="000000"/>
+                <w:sz w:val="20"/>
+                <w:szCs w:val="20"/>
+              </w:rPr>
+              <w:t xml:space="preserve">    What do you already know about how to apply the order of operations correctly in Python expressions?</w:t>
+            </w:r>
+            <w:r>
+              <w:rPr>
+                <w:rFonts w:ascii="Arial" w:cs="Arial" w:eastAsia="Arial" w:hAnsi="Arial"/>
+                <w:sz w:val="20"/>
+                <w:szCs w:val="20"/>
+              </w:rPr>
+              <w:br/>
+              <w:t xml:space="preserve"/>
+            </w:r>
+            <w:r>
+              <w:rPr>
+                <w:rFonts w:ascii="Arial" w:cs="Arial" w:eastAsia="Arial" w:hAnsi="Arial"/>
+                <w:sz w:val="20"/>
+                <w:szCs w:val="20"/>
+              </w:rPr>
+              <w:br/>
+              <w:t xml:space="preserve"/>
+            </w:r>
+            <w:r>
+              <w:rPr>
+                <w:rFonts w:ascii="Arial" w:cs="Arial" w:eastAsia="Arial" w:hAnsi="Arial"/>
+                <w:b/>
+                <w:bCs/>
+                <w:i w:val="false"/>
+                <w:iCs w:val="false"/>
+                <w:color w:val="000000"/>
+                <w:sz w:val="20"/>
+                <w:szCs w:val="20"/>
+              </w:rPr>
+              <w:t xml:space="preserve">Vocabulary Preview — </w:t>
+            </w:r>
+            <w:r>
+              <w:rPr>
+                <w:rFonts w:ascii="Arial" w:cs="Arial" w:eastAsia="Arial" w:hAnsi="Arial"/>
+                <w:b w:val="false"/>
+                <w:bCs w:val="false"/>
+                <w:i w:val="false"/>
+                <w:iCs w:val="false"/>
+                <w:color w:val="000000"/>
+                <w:sz w:val="20"/>
+                <w:szCs w:val="20"/>
+              </w:rPr>
+              <w:t xml:space="preserve">terms we'll use today:</w:t>
+            </w:r>
+            <w:r>
+              <w:rPr>
+                <w:rFonts w:ascii="Arial" w:cs="Arial" w:eastAsia="Arial" w:hAnsi="Arial"/>
+                <w:sz w:val="20"/>
+                <w:szCs w:val="20"/>
+              </w:rPr>
+              <w:br/>
+              <w:t xml:space="preserve"/>
+            </w:r>
+            <w:r>
+              <w:rPr>
+                <w:rFonts w:ascii="Arial" w:cs="Arial" w:eastAsia="Arial" w:hAnsi="Arial"/>
+                <w:b w:val="false"/>
+                <w:bCs w:val="false"/>
+                <w:i w:val="false"/>
+                <w:iCs w:val="false"/>
+                <w:color w:val="000000"/>
+                <w:sz w:val="20"/>
+                <w:szCs w:val="20"/>
+              </w:rPr>
+              <w:t xml:space="preserve">    • PEMDAS   •   Parentheses   •   Exponents   •   Multiplication &amp; Division   •   Addition &amp; Subtraction   •   Important</w:t>
+            </w:r>
+            <w:r>
+              <w:rPr>
+                <w:rFonts w:ascii="Arial" w:cs="Arial" w:eastAsia="Arial" w:hAnsi="Arial"/>
+                <w:sz w:val="20"/>
+                <w:szCs w:val="20"/>
+              </w:rPr>
+              <w:br/>
+              <w:t xml:space="preserve"/>
+            </w:r>
+            <w:r>
+              <w:rPr>
+                <w:rFonts w:ascii="Arial" w:cs="Arial" w:eastAsia="Arial" w:hAnsi="Arial"/>
+                <w:sz w:val="20"/>
+                <w:szCs w:val="20"/>
+              </w:rPr>
+              <w:br/>
+              <w:t xml:space="preserve"/>
+            </w:r>
+            <w:r>
+              <w:rPr>
+                <w:rFonts w:ascii="Arial" w:cs="Arial" w:eastAsia="Arial" w:hAnsi="Arial"/>
+                <w:b w:val="false"/>
+                <w:bCs w:val="false"/>
+                <w:i/>
+                <w:iCs/>
+                <w:color w:val="444444"/>
+                <w:sz w:val="20"/>
+                <w:szCs w:val="20"/>
+              </w:rPr>
+              <w:t xml:space="preserve">Today's Goal: By the end of class you will be able to apply the order of operations correctly in Python expressions.</w:t>
+            </w:r>
+            <w:r>
+              <w:rPr>
+                <w:rFonts w:ascii="Arial" w:cs="Arial" w:eastAsia="Arial" w:hAnsi="Arial"/>
+                <w:sz w:val="20"/>
+                <w:szCs w:val="20"/>
+              </w:rPr>
+              <w:br/>
+              <w:t xml:space="preserve"/>
+            </w:r>
+            <w:r>
+              <w:rPr>
+                <w:rFonts w:ascii="Arial" w:cs="Arial" w:eastAsia="Arial" w:hAnsi="Arial"/>
+                <w:b w:val="false"/>
+                <w:bCs w:val="false"/>
+                <w:i/>
+                <w:iCs/>
+                <w:color w:val="555555"/>
+                <w:sz w:val="20"/>
+                <w:szCs w:val="20"/>
+              </w:rPr>
+              <w:t xml:space="preserve">→ Pair-share your response, then 2–3 students share with the class.</w:t>
             </w:r>
           </w:p>
         </w:tc>
@@ -319,9 +515,9 @@
               <w:right w:val="single" w:color="CCCCCC" w:sz="1"/>
             </w:tcBorders>
             <w:tcMar>
-              <w:top w:type="dxa" w:w="60"/>
+              <w:top w:type="dxa" w:w="80"/>
               <w:left w:type="dxa" w:w="120"/>
-              <w:bottom w:type="dxa" w:w="60"/>
+              <w:bottom w:type="dxa" w:w="80"/>
               <w:right w:type="dxa" w:w="120"/>
             </w:tcMar>
           </w:tcPr>
@@ -348,20 +544,468 @@
               <w:right w:val="single" w:color="CCCCCC" w:sz="1"/>
             </w:tcBorders>
             <w:tcMar>
-              <w:top w:type="dxa" w:w="60"/>
+              <w:top w:type="dxa" w:w="80"/>
               <w:left w:type="dxa" w:w="120"/>
-              <w:bottom w:type="dxa" w:w="60"/>
+              <w:bottom w:type="dxa" w:w="80"/>
               <w:right w:type="dxa" w:w="120"/>
             </w:tcMar>
           </w:tcPr>
           <w:p>
-            <w:r>
-              <w:rPr>
-                <w:rFonts w:ascii="Arial" w:cs="Arial" w:eastAsia="Arial" w:hAnsi="Arial"/>
-                <w:sz w:val="20"/>
-                <w:szCs w:val="20"/>
-              </w:rPr>
-              <w:t xml:space="preserve">Mini Lesson: Order of Operations (PEMDAS) in Python</w:t>
+            <w:pPr>
+              <w:spacing w:after="80" w:before="80"/>
+            </w:pPr>
+            <w:r>
+              <w:rPr>
+                <w:rFonts w:ascii="Arial" w:cs="Arial" w:eastAsia="Arial" w:hAnsi="Arial"/>
+                <w:b/>
+                <w:bCs/>
+                <w:i w:val="false"/>
+                <w:iCs w:val="false"/>
+                <w:color w:val="000000"/>
+                <w:sz w:val="22"/>
+                <w:szCs w:val="22"/>
+              </w:rPr>
+              <w:t xml:space="preserve">Mini Lesson: </w:t>
+            </w:r>
+            <w:r>
+              <w:rPr>
+                <w:rFonts w:ascii="Arial" w:cs="Arial" w:eastAsia="Arial" w:hAnsi="Arial"/>
+                <w:b w:val="false"/>
+                <w:bCs w:val="false"/>
+                <w:i w:val="false"/>
+                <w:iCs w:val="false"/>
+                <w:color w:val="000000"/>
+                <w:sz w:val="22"/>
+                <w:szCs w:val="22"/>
+              </w:rPr>
+              <w:t xml:space="preserve">Order of Operations (PEMDAS) in Python</w:t>
+            </w:r>
+            <w:r>
+              <w:rPr>
+                <w:rFonts w:ascii="Arial" w:cs="Arial" w:eastAsia="Arial" w:hAnsi="Arial"/>
+                <w:sz w:val="20"/>
+                <w:szCs w:val="20"/>
+              </w:rPr>
+              <w:br/>
+              <w:t xml:space="preserve"/>
+            </w:r>
+            <w:r>
+              <w:rPr>
+                <w:rFonts w:ascii="Arial" w:cs="Arial" w:eastAsia="Arial" w:hAnsi="Arial"/>
+                <w:sz w:val="20"/>
+                <w:szCs w:val="20"/>
+              </w:rPr>
+              <w:br/>
+              <w:t xml:space="preserve"/>
+            </w:r>
+            <w:r>
+              <w:rPr>
+                <w:rFonts w:ascii="Arial" w:cs="Arial" w:eastAsia="Arial" w:hAnsi="Arial"/>
+                <w:b/>
+                <w:bCs/>
+                <w:i/>
+                <w:iCs/>
+                <w:color w:val="000000"/>
+                <w:sz w:val="20"/>
+                <w:szCs w:val="20"/>
+              </w:rPr>
+              <w:t xml:space="preserve">Learning Target: </w:t>
+            </w:r>
+            <w:r>
+              <w:rPr>
+                <w:rFonts w:ascii="Arial" w:cs="Arial" w:eastAsia="Arial" w:hAnsi="Arial"/>
+                <w:b w:val="false"/>
+                <w:bCs w:val="false"/>
+                <w:i/>
+                <w:iCs/>
+                <w:color w:val="333333"/>
+                <w:sz w:val="20"/>
+                <w:szCs w:val="20"/>
+              </w:rPr>
+              <w:t xml:space="preserve">I can apply the order of operations correctly in Python expressions.</w:t>
+            </w:r>
+            <w:r>
+              <w:rPr>
+                <w:rFonts w:ascii="Arial" w:cs="Arial" w:eastAsia="Arial" w:hAnsi="Arial"/>
+                <w:sz w:val="20"/>
+                <w:szCs w:val="20"/>
+              </w:rPr>
+              <w:br/>
+              <w:t xml:space="preserve"/>
+            </w:r>
+            <w:r>
+              <w:rPr>
+                <w:rFonts w:ascii="Arial" w:cs="Arial" w:eastAsia="Arial" w:hAnsi="Arial"/>
+                <w:sz w:val="20"/>
+                <w:szCs w:val="20"/>
+              </w:rPr>
+              <w:br/>
+              <w:t xml:space="preserve"/>
+            </w:r>
+            <w:r>
+              <w:rPr>
+                <w:rFonts w:ascii="Arial" w:cs="Arial" w:eastAsia="Arial" w:hAnsi="Arial"/>
+                <w:b w:val="false"/>
+                <w:bCs w:val="false"/>
+                <w:i w:val="false"/>
+                <w:iCs w:val="false"/>
+                <w:color w:val="000000"/>
+                <w:sz w:val="20"/>
+                <w:szCs w:val="20"/>
+              </w:rPr>
+              <w:t xml:space="preserve">Python follows the standard mathematical order of operations, called PEMDAS (or BODMAS in some countries):</w:t>
+            </w:r>
+            <w:r>
+              <w:rPr>
+                <w:rFonts w:ascii="Arial" w:cs="Arial" w:eastAsia="Arial" w:hAnsi="Arial"/>
+                <w:sz w:val="20"/>
+                <w:szCs w:val="20"/>
+              </w:rPr>
+              <w:br/>
+              <w:t xml:space="preserve"/>
+            </w:r>
+            <w:r>
+              <w:rPr>
+                <w:rFonts w:ascii="Arial" w:cs="Arial" w:eastAsia="Arial" w:hAnsi="Arial"/>
+                <w:b w:val="false"/>
+                <w:bCs w:val="false"/>
+                <w:i w:val="false"/>
+                <w:iCs w:val="false"/>
+                <w:color w:val="000000"/>
+                <w:sz w:val="20"/>
+                <w:szCs w:val="20"/>
+              </w:rPr>
+              <w:t xml:space="preserve">1. Parentheses (or Brackets) — calculations inside () first</w:t>
+            </w:r>
+            <w:r>
+              <w:rPr>
+                <w:rFonts w:ascii="Arial" w:cs="Arial" w:eastAsia="Arial" w:hAnsi="Arial"/>
+                <w:sz w:val="20"/>
+                <w:szCs w:val="20"/>
+              </w:rPr>
+              <w:br/>
+              <w:t xml:space="preserve"/>
+            </w:r>
+            <w:r>
+              <w:rPr>
+                <w:rFonts w:ascii="Arial" w:cs="Arial" w:eastAsia="Arial" w:hAnsi="Arial"/>
+                <w:sz w:val="20"/>
+                <w:szCs w:val="20"/>
+              </w:rPr>
+              <w:br/>
+              <w:t xml:space="preserve"/>
+            </w:r>
+            <w:r>
+              <w:rPr>
+                <w:rFonts w:ascii="Arial" w:cs="Arial" w:eastAsia="Arial" w:hAnsi="Arial"/>
+                <w:b/>
+                <w:bCs/>
+                <w:i w:val="false"/>
+                <w:iCs w:val="false"/>
+                <w:color w:val="000000"/>
+                <w:sz w:val="20"/>
+                <w:szCs w:val="20"/>
+              </w:rPr>
+              <w:t xml:space="preserve">Key Concepts:</w:t>
+            </w:r>
+            <w:r>
+              <w:rPr>
+                <w:rFonts w:ascii="Arial" w:cs="Arial" w:eastAsia="Arial" w:hAnsi="Arial"/>
+                <w:sz w:val="20"/>
+                <w:szCs w:val="20"/>
+              </w:rPr>
+              <w:br/>
+              <w:t xml:space="preserve"/>
+            </w:r>
+            <w:r>
+              <w:rPr>
+                <w:rFonts w:ascii="Arial" w:cs="Arial" w:eastAsia="Arial" w:hAnsi="Arial"/>
+                <w:b w:val="false"/>
+                <w:bCs w:val="false"/>
+                <w:i w:val="false"/>
+                <w:iCs w:val="false"/>
+                <w:color w:val="000000"/>
+                <w:sz w:val="20"/>
+                <w:szCs w:val="20"/>
+              </w:rPr>
+              <w:t xml:space="preserve">    • 2 + 3 * 4 = 2 + 12 = 14 (NOT 5 * 4 = 20)</w:t>
+            </w:r>
+            <w:r>
+              <w:rPr>
+                <w:rFonts w:ascii="Arial" w:cs="Arial" w:eastAsia="Arial" w:hAnsi="Arial"/>
+                <w:sz w:val="20"/>
+                <w:szCs w:val="20"/>
+              </w:rPr>
+              <w:br/>
+              <w:t xml:space="preserve"/>
+            </w:r>
+            <w:r>
+              <w:rPr>
+                <w:rFonts w:ascii="Arial" w:cs="Arial" w:eastAsia="Arial" w:hAnsi="Arial"/>
+                <w:b w:val="false"/>
+                <w:bCs w:val="false"/>
+                <w:i w:val="false"/>
+                <w:iCs w:val="false"/>
+                <w:color w:val="000000"/>
+                <w:sz w:val="20"/>
+                <w:szCs w:val="20"/>
+              </w:rPr>
+              <w:t xml:space="preserve">    • (2 + 3) * 4 = 5 * 4 = 20 (parentheses first!)</w:t>
+            </w:r>
+            <w:r>
+              <w:rPr>
+                <w:rFonts w:ascii="Arial" w:cs="Arial" w:eastAsia="Arial" w:hAnsi="Arial"/>
+                <w:sz w:val="20"/>
+                <w:szCs w:val="20"/>
+              </w:rPr>
+              <w:br/>
+              <w:t xml:space="preserve"/>
+            </w:r>
+            <w:r>
+              <w:rPr>
+                <w:rFonts w:ascii="Arial" w:cs="Arial" w:eastAsia="Arial" w:hAnsi="Arial"/>
+                <w:b w:val="false"/>
+                <w:bCs w:val="false"/>
+                <w:i w:val="false"/>
+                <w:iCs w:val="false"/>
+                <w:color w:val="000000"/>
+                <w:sz w:val="20"/>
+                <w:szCs w:val="20"/>
+              </w:rPr>
+              <w:t xml:space="preserve">    • 10 - 5 - 2 = 5 - 2 = 3 (left to right)</w:t>
+            </w:r>
+            <w:r>
+              <w:rPr>
+                <w:rFonts w:ascii="Arial" w:cs="Arial" w:eastAsia="Arial" w:hAnsi="Arial"/>
+                <w:sz w:val="20"/>
+                <w:szCs w:val="20"/>
+              </w:rPr>
+              <w:br/>
+              <w:t xml:space="preserve"/>
+            </w:r>
+            <w:r>
+              <w:rPr>
+                <w:rFonts w:ascii="Arial" w:cs="Arial" w:eastAsia="Arial" w:hAnsi="Arial"/>
+                <w:b w:val="false"/>
+                <w:bCs w:val="false"/>
+                <w:i w:val="false"/>
+                <w:iCs w:val="false"/>
+                <w:color w:val="000000"/>
+                <w:sz w:val="20"/>
+                <w:szCs w:val="20"/>
+              </w:rPr>
+              <w:t xml:space="preserve">    • 2  3  2 = 2  9 = 512 (exponents are right to left!)</w:t>
+            </w:r>
+            <w:r>
+              <w:rPr>
+                <w:rFonts w:ascii="Arial" w:cs="Arial" w:eastAsia="Arial" w:hAnsi="Arial"/>
+                <w:sz w:val="20"/>
+                <w:szCs w:val="20"/>
+              </w:rPr>
+              <w:br/>
+              <w:t xml:space="preserve"/>
+            </w:r>
+            <w:r>
+              <w:rPr>
+                <w:rFonts w:ascii="Arial" w:cs="Arial" w:eastAsia="Arial" w:hAnsi="Arial"/>
+                <w:b w:val="false"/>
+                <w:bCs w:val="false"/>
+                <w:i w:val="false"/>
+                <w:iCs w:val="false"/>
+                <w:color w:val="000000"/>
+                <w:sz w:val="20"/>
+                <w:szCs w:val="20"/>
+              </w:rPr>
+              <w:t xml:space="preserve">    • 10 / 2 * 5 = 5 * 5 = 25 (division and multiplication left to right)</w:t>
+            </w:r>
+            <w:r>
+              <w:rPr>
+                <w:rFonts w:ascii="Arial" w:cs="Arial" w:eastAsia="Arial" w:hAnsi="Arial"/>
+                <w:sz w:val="20"/>
+                <w:szCs w:val="20"/>
+              </w:rPr>
+              <w:br/>
+              <w:t xml:space="preserve"/>
+            </w:r>
+            <w:r>
+              <w:rPr>
+                <w:rFonts w:ascii="Arial" w:cs="Arial" w:eastAsia="Arial" w:hAnsi="Arial"/>
+                <w:b w:val="false"/>
+                <w:bCs w:val="false"/>
+                <w:i w:val="false"/>
+                <w:iCs w:val="false"/>
+                <w:color w:val="000000"/>
+                <w:sz w:val="20"/>
+                <w:szCs w:val="20"/>
+              </w:rPr>
+              <w:t xml:space="preserve">    • (2 + 3) * 4 is clearer than 2 + 3 * 4</w:t>
+            </w:r>
+            <w:r>
+              <w:rPr>
+                <w:rFonts w:ascii="Arial" w:cs="Arial" w:eastAsia="Arial" w:hAnsi="Arial"/>
+                <w:sz w:val="20"/>
+                <w:szCs w:val="20"/>
+              </w:rPr>
+              <w:br/>
+              <w:t xml:space="preserve"/>
+            </w:r>
+            <w:r>
+              <w:rPr>
+                <w:rFonts w:ascii="Arial" w:cs="Arial" w:eastAsia="Arial" w:hAnsi="Arial"/>
+                <w:b w:val="false"/>
+                <w:bCs w:val="false"/>
+                <w:i w:val="false"/>
+                <w:iCs w:val="false"/>
+                <w:color w:val="000000"/>
+                <w:sz w:val="20"/>
+                <w:szCs w:val="20"/>
+              </w:rPr>
+              <w:t xml:space="preserve">    • (principal + interest) is clearer than showing the calculation</w:t>
+            </w:r>
+            <w:r>
+              <w:rPr>
+                <w:rFonts w:ascii="Arial" w:cs="Arial" w:eastAsia="Arial" w:hAnsi="Arial"/>
+                <w:sz w:val="20"/>
+                <w:szCs w:val="20"/>
+              </w:rPr>
+              <w:br/>
+              <w:t xml:space="preserve"/>
+            </w:r>
+            <w:r>
+              <w:rPr>
+                <w:rFonts w:ascii="Arial" w:cs="Arial" w:eastAsia="Arial" w:hAnsi="Arial"/>
+                <w:b w:val="false"/>
+                <w:bCs w:val="false"/>
+                <w:i w:val="false"/>
+                <w:iCs w:val="false"/>
+                <w:color w:val="000000"/>
+                <w:sz w:val="20"/>
+                <w:szCs w:val="20"/>
+              </w:rPr>
+              <w:t xml:space="preserve">    • (1 + rate)  years makes compound interest formula clear</w:t>
+            </w:r>
+            <w:r>
+              <w:rPr>
+                <w:rFonts w:ascii="Arial" w:cs="Arial" w:eastAsia="Arial" w:hAnsi="Arial"/>
+                <w:sz w:val="20"/>
+                <w:szCs w:val="20"/>
+              </w:rPr>
+              <w:br/>
+              <w:t xml:space="preserve"/>
+            </w:r>
+            <w:r>
+              <w:rPr>
+                <w:rFonts w:ascii="Arial" w:cs="Arial" w:eastAsia="Arial" w:hAnsi="Arial"/>
+                <w:sz w:val="20"/>
+                <w:szCs w:val="20"/>
+              </w:rPr>
+              <w:br/>
+              <w:t xml:space="preserve"/>
+            </w:r>
+            <w:r>
+              <w:rPr>
+                <w:rFonts w:ascii="Arial" w:cs="Arial" w:eastAsia="Arial" w:hAnsi="Arial"/>
+                <w:b/>
+                <w:bCs/>
+                <w:i w:val="false"/>
+                <w:iCs w:val="false"/>
+                <w:color w:val="000000"/>
+                <w:sz w:val="20"/>
+                <w:szCs w:val="20"/>
+              </w:rPr>
+              <w:t xml:space="preserve">Vocabulary: </w:t>
+            </w:r>
+            <w:r>
+              <w:rPr>
+                <w:rFonts w:ascii="Arial" w:cs="Arial" w:eastAsia="Arial" w:hAnsi="Arial"/>
+                <w:b w:val="false"/>
+                <w:bCs w:val="false"/>
+                <w:i w:val="false"/>
+                <w:iCs w:val="false"/>
+                <w:color w:val="000000"/>
+                <w:sz w:val="20"/>
+                <w:szCs w:val="20"/>
+              </w:rPr>
+              <w:t xml:space="preserve">PEMDAS, Parentheses, Exponents, Multiplication &amp; Division, Addition &amp; Subtraction, Important</w:t>
+            </w:r>
+            <w:r>
+              <w:rPr>
+                <w:rFonts w:ascii="Arial" w:cs="Arial" w:eastAsia="Arial" w:hAnsi="Arial"/>
+                <w:sz w:val="20"/>
+                <w:szCs w:val="20"/>
+              </w:rPr>
+              <w:br/>
+              <w:t xml:space="preserve"/>
+            </w:r>
+            <w:r>
+              <w:rPr>
+                <w:rFonts w:ascii="Arial" w:cs="Arial" w:eastAsia="Arial" w:hAnsi="Arial"/>
+                <w:sz w:val="20"/>
+                <w:szCs w:val="20"/>
+              </w:rPr>
+              <w:br/>
+              <w:t xml:space="preserve"/>
+            </w:r>
+            <w:r>
+              <w:rPr>
+                <w:rFonts w:ascii="Arial" w:cs="Arial" w:eastAsia="Arial" w:hAnsi="Arial"/>
+                <w:b/>
+                <w:bCs/>
+                <w:i/>
+                <w:iCs/>
+                <w:color w:val="555555"/>
+                <w:sz w:val="20"/>
+                <w:szCs w:val="20"/>
+              </w:rPr>
+              <w:t xml:space="preserve">→ Live Demo — </w:t>
+            </w:r>
+            <w:r>
+              <w:rPr>
+                <w:rFonts w:ascii="Arial" w:cs="Arial" w:eastAsia="Arial" w:hAnsi="Arial"/>
+                <w:b w:val="false"/>
+                <w:bCs w:val="false"/>
+                <w:i/>
+                <w:iCs/>
+                <w:color w:val="555555"/>
+                <w:sz w:val="20"/>
+                <w:szCs w:val="20"/>
+              </w:rPr>
+              <w:t xml:space="preserve">type examples as students follow along in their own editor.</w:t>
+            </w:r>
+            <w:r>
+              <w:rPr>
+                <w:rFonts w:ascii="Arial" w:cs="Arial" w:eastAsia="Arial" w:hAnsi="Arial"/>
+                <w:sz w:val="20"/>
+                <w:szCs w:val="20"/>
+              </w:rPr>
+              <w:br/>
+              <w:t xml:space="preserve"/>
+            </w:r>
+            <w:r>
+              <w:rPr>
+                <w:rFonts w:ascii="Arial" w:cs="Arial" w:eastAsia="Arial" w:hAnsi="Arial"/>
+                <w:b/>
+                <w:bCs/>
+                <w:i/>
+                <w:iCs/>
+                <w:color w:val="555555"/>
+                <w:sz w:val="20"/>
+                <w:szCs w:val="20"/>
+              </w:rPr>
+              <w:t xml:space="preserve">→ Check for Understanding: </w:t>
+            </w:r>
+            <w:r>
+              <w:rPr>
+                <w:rFonts w:ascii="Arial" w:cs="Arial" w:eastAsia="Arial" w:hAnsi="Arial"/>
+                <w:b w:val="false"/>
+                <w:bCs w:val="false"/>
+                <w:i/>
+                <w:iCs/>
+                <w:color w:val="555555"/>
+                <w:sz w:val="20"/>
+                <w:szCs w:val="20"/>
+              </w:rPr>
+              <w:t xml:space="preserve">pause and cold-call: “Can someone explain what we just did in their own words?”</w:t>
             </w:r>
           </w:p>
         </w:tc>
@@ -377,9 +1021,9 @@
               <w:right w:val="single" w:color="CCCCCC" w:sz="1"/>
             </w:tcBorders>
             <w:tcMar>
-              <w:top w:type="dxa" w:w="60"/>
+              <w:top w:type="dxa" w:w="80"/>
               <w:left w:type="dxa" w:w="120"/>
-              <w:bottom w:type="dxa" w:w="60"/>
+              <w:bottom w:type="dxa" w:w="80"/>
               <w:right w:type="dxa" w:w="120"/>
             </w:tcMar>
           </w:tcPr>
@@ -406,20 +1050,90 @@
               <w:right w:val="single" w:color="CCCCCC" w:sz="1"/>
             </w:tcBorders>
             <w:tcMar>
-              <w:top w:type="dxa" w:w="60"/>
+              <w:top w:type="dxa" w:w="80"/>
               <w:left w:type="dxa" w:w="120"/>
-              <w:bottom w:type="dxa" w:w="60"/>
+              <w:bottom w:type="dxa" w:w="80"/>
               <w:right w:type="dxa" w:w="120"/>
             </w:tcMar>
           </w:tcPr>
           <w:p>
-            <w:r>
-              <w:rPr>
-                <w:rFonts w:ascii="Arial" w:cs="Arial" w:eastAsia="Arial" w:hAnsi="Arial"/>
-                <w:sz w:val="20"/>
-                <w:szCs w:val="20"/>
+            <w:pPr>
+              <w:spacing w:after="80" w:before="80"/>
+            </w:pPr>
+            <w:r>
+              <w:rPr>
+                <w:rFonts w:ascii="Arial" w:cs="Arial" w:eastAsia="Arial" w:hAnsi="Arial"/>
+                <w:b/>
+                <w:bCs/>
+                <w:i w:val="false"/>
+                <w:iCs w:val="false"/>
+                <w:color w:val="000000"/>
+                <w:sz w:val="22"/>
+                <w:szCs w:val="22"/>
               </w:rPr>
               <w:t xml:space="preserve">Guided Practice</w:t>
+            </w:r>
+            <w:r>
+              <w:rPr>
+                <w:rFonts w:ascii="Arial" w:cs="Arial" w:eastAsia="Arial" w:hAnsi="Arial"/>
+                <w:sz w:val="20"/>
+                <w:szCs w:val="20"/>
+              </w:rPr>
+              <w:br/>
+              <w:t xml:space="preserve"/>
+            </w:r>
+            <w:r>
+              <w:rPr>
+                <w:rFonts w:ascii="Arial" w:cs="Arial" w:eastAsia="Arial" w:hAnsi="Arial"/>
+                <w:sz w:val="20"/>
+                <w:szCs w:val="20"/>
+              </w:rPr>
+              <w:br/>
+              <w:t xml:space="preserve"/>
+            </w:r>
+            <w:r>
+              <w:rPr>
+                <w:rFonts w:ascii="Arial" w:cs="Arial" w:eastAsia="Arial" w:hAnsi="Arial"/>
+                <w:b w:val="false"/>
+                <w:bCs w:val="false"/>
+                <w:i w:val="false"/>
+                <w:iCs w:val="false"/>
+                <w:color w:val="000000"/>
+                <w:sz w:val="20"/>
+                <w:szCs w:val="20"/>
+              </w:rPr>
+              <w:t xml:space="preserve">Create a program that:</w:t>
+            </w:r>
+            <w:r>
+              <w:rPr>
+                <w:rFonts w:ascii="Arial" w:cs="Arial" w:eastAsia="Arial" w:hAnsi="Arial"/>
+                <w:sz w:val="20"/>
+                <w:szCs w:val="20"/>
+              </w:rPr>
+              <w:br/>
+              <w:t xml:space="preserve"/>
+            </w:r>
+            <w:r>
+              <w:rPr>
+                <w:rFonts w:ascii="Arial" w:cs="Arial" w:eastAsia="Arial" w:hAnsi="Arial"/>
+                <w:sz w:val="20"/>
+                <w:szCs w:val="20"/>
+              </w:rPr>
+              <w:br/>
+              <w:t xml:space="preserve"/>
+            </w:r>
+            <w:r>
+              <w:rPr>
+                <w:rFonts w:ascii="Arial" w:cs="Arial" w:eastAsia="Arial" w:hAnsi="Arial"/>
+                <w:b w:val="false"/>
+                <w:bCs w:val="false"/>
+                <w:i/>
+                <w:iCs/>
+                <w:color w:val="555555"/>
+                <w:sz w:val="20"/>
+                <w:szCs w:val="20"/>
+              </w:rPr>
+              <w:t xml:space="preserve">→ Teacher models — students try alongside, then compare results.</w:t>
             </w:r>
           </w:p>
         </w:tc>
@@ -435,9 +1149,9 @@
               <w:right w:val="single" w:color="CCCCCC" w:sz="1"/>
             </w:tcBorders>
             <w:tcMar>
-              <w:top w:type="dxa" w:w="60"/>
+              <w:top w:type="dxa" w:w="80"/>
               <w:left w:type="dxa" w:w="120"/>
-              <w:bottom w:type="dxa" w:w="60"/>
+              <w:bottom w:type="dxa" w:w="80"/>
               <w:right w:type="dxa" w:w="120"/>
             </w:tcMar>
           </w:tcPr>
@@ -450,7 +1164,7 @@
                 <w:sz w:val="20"/>
                 <w:szCs w:val="20"/>
               </w:rPr>
-              <w:t xml:space="preserve">15-20 min</w:t>
+              <w:t xml:space="preserve">15–20 min</w:t>
             </w:r>
           </w:p>
         </w:tc>
@@ -464,20 +1178,164 @@
               <w:right w:val="single" w:color="CCCCCC" w:sz="1"/>
             </w:tcBorders>
             <w:tcMar>
-              <w:top w:type="dxa" w:w="60"/>
+              <w:top w:type="dxa" w:w="80"/>
               <w:left w:type="dxa" w:w="120"/>
-              <w:bottom w:type="dxa" w:w="60"/>
+              <w:bottom w:type="dxa" w:w="80"/>
               <w:right w:type="dxa" w:w="120"/>
             </w:tcMar>
           </w:tcPr>
           <w:p>
-            <w:r>
-              <w:rPr>
-                <w:rFonts w:ascii="Arial" w:cs="Arial" w:eastAsia="Arial" w:hAnsi="Arial"/>
-                <w:sz w:val="20"/>
-                <w:szCs w:val="20"/>
+            <w:pPr>
+              <w:spacing w:after="80" w:before="80"/>
+            </w:pPr>
+            <w:r>
+              <w:rPr>
+                <w:rFonts w:ascii="Arial" w:cs="Arial" w:eastAsia="Arial" w:hAnsi="Arial"/>
+                <w:b/>
+                <w:bCs/>
+                <w:i w:val="false"/>
+                <w:iCs w:val="false"/>
+                <w:color w:val="000000"/>
+                <w:sz w:val="22"/>
+                <w:szCs w:val="22"/>
               </w:rPr>
               <w:t xml:space="preserve">Independent Practice / Code Along</w:t>
+            </w:r>
+            <w:r>
+              <w:rPr>
+                <w:rFonts w:ascii="Arial" w:cs="Arial" w:eastAsia="Arial" w:hAnsi="Arial"/>
+                <w:sz w:val="20"/>
+                <w:szCs w:val="20"/>
+              </w:rPr>
+              <w:br/>
+              <w:t xml:space="preserve"/>
+            </w:r>
+            <w:r>
+              <w:rPr>
+                <w:rFonts w:ascii="Arial" w:cs="Arial" w:eastAsia="Arial" w:hAnsi="Arial"/>
+                <w:b/>
+                <w:bCs/>
+                <w:i w:val="false"/>
+                <w:iCs w:val="false"/>
+                <w:color w:val="000000"/>
+                <w:sz w:val="20"/>
+                <w:szCs w:val="20"/>
+              </w:rPr>
+              <w:t xml:space="preserve">    Beginner: </w:t>
+            </w:r>
+            <w:r>
+              <w:rPr>
+                <w:rFonts w:ascii="Arial" w:cs="Arial" w:eastAsia="Arial" w:hAnsi="Arial"/>
+                <w:b w:val="false"/>
+                <w:bCs w:val="false"/>
+                <w:i w:val="false"/>
+                <w:iCs w:val="false"/>
+                <w:color w:val="000000"/>
+                <w:sz w:val="20"/>
+                <w:szCs w:val="20"/>
+              </w:rPr>
+              <w:t xml:space="preserve">Predict the output of these expressions, then write code to verify: - 5 + 3 * 2 - (5 + 3) * 2 - 10 / 2 * 5 - 10 / (2 * 5)</w:t>
+            </w:r>
+            <w:r>
+              <w:rPr>
+                <w:rFonts w:ascii="Arial" w:cs="Arial" w:eastAsia="Arial" w:hAnsi="Arial"/>
+                <w:sz w:val="20"/>
+                <w:szCs w:val="20"/>
+              </w:rPr>
+              <w:br/>
+              <w:t xml:space="preserve"/>
+            </w:r>
+            <w:r>
+              <w:rPr>
+                <w:rFonts w:ascii="Arial" w:cs="Arial" w:eastAsia="Arial" w:hAnsi="Arial"/>
+                <w:b/>
+                <w:bCs/>
+                <w:i w:val="false"/>
+                <w:iCs w:val="false"/>
+                <w:color w:val="000000"/>
+                <w:sz w:val="20"/>
+                <w:szCs w:val="20"/>
+              </w:rPr>
+              <w:t xml:space="preserve">    Intermediate: </w:t>
+            </w:r>
+            <w:r>
+              <w:rPr>
+                <w:rFonts w:ascii="Arial" w:cs="Arial" w:eastAsia="Arial" w:hAnsi="Arial"/>
+                <w:b w:val="false"/>
+                <w:bCs w:val="false"/>
+                <w:i w:val="false"/>
+                <w:iCs w:val="false"/>
+                <w:color w:val="000000"/>
+                <w:sz w:val="20"/>
+                <w:szCs w:val="20"/>
+              </w:rPr>
+              <w:t xml:space="preserve">Write a program that calculates the area of a triangle using the formula: Area = (base × height) / 2. Ensure proper order of operations.…</w:t>
+            </w:r>
+            <w:r>
+              <w:rPr>
+                <w:rFonts w:ascii="Arial" w:cs="Arial" w:eastAsia="Arial" w:hAnsi="Arial"/>
+                <w:sz w:val="20"/>
+                <w:szCs w:val="20"/>
+              </w:rPr>
+              <w:br/>
+              <w:t xml:space="preserve"/>
+            </w:r>
+            <w:r>
+              <w:rPr>
+                <w:rFonts w:ascii="Arial" w:cs="Arial" w:eastAsia="Arial" w:hAnsi="Arial"/>
+                <w:b/>
+                <w:bCs/>
+                <w:i w:val="false"/>
+                <w:iCs w:val="false"/>
+                <w:color w:val="000000"/>
+                <w:sz w:val="20"/>
+                <w:szCs w:val="20"/>
+              </w:rPr>
+              <w:t xml:space="preserve">    Challenge: </w:t>
+            </w:r>
+            <w:r>
+              <w:rPr>
+                <w:rFonts w:ascii="Arial" w:cs="Arial" w:eastAsia="Arial" w:hAnsi="Arial"/>
+                <w:b w:val="false"/>
+                <w:bCs w:val="false"/>
+                <w:i w:val="false"/>
+                <w:iCs w:val="false"/>
+                <w:color w:val="000000"/>
+                <w:sz w:val="20"/>
+                <w:szCs w:val="20"/>
+              </w:rPr>
+              <w:t xml:space="preserve">Write a program that calculates the future value using compound interest: FV = P(1 + r)^n where P=principal, r=rate, n=years. Use proper par…</w:t>
+            </w:r>
+            <w:r>
+              <w:rPr>
+                <w:rFonts w:ascii="Arial" w:cs="Arial" w:eastAsia="Arial" w:hAnsi="Arial"/>
+                <w:sz w:val="20"/>
+                <w:szCs w:val="20"/>
+              </w:rPr>
+              <w:br/>
+              <w:t xml:space="preserve"/>
+            </w:r>
+            <w:r>
+              <w:rPr>
+                <w:rFonts w:ascii="Arial" w:cs="Arial" w:eastAsia="Arial" w:hAnsi="Arial"/>
+                <w:sz w:val="20"/>
+                <w:szCs w:val="20"/>
+              </w:rPr>
+              <w:br/>
+              <w:t xml:space="preserve"/>
+            </w:r>
+            <w:r>
+              <w:rPr>
+                <w:rFonts w:ascii="Arial" w:cs="Arial" w:eastAsia="Arial" w:hAnsi="Arial"/>
+                <w:b w:val="false"/>
+                <w:bCs w:val="false"/>
+                <w:i/>
+                <w:iCs/>
+                <w:color w:val="555555"/>
+                <w:sz w:val="20"/>
+                <w:szCs w:val="20"/>
+              </w:rPr>
+              <w:t xml:space="preserve">→ Teacher circulates — offer hints, check for understanding.</w:t>
             </w:r>
           </w:p>
         </w:tc>
@@ -493,9 +1351,9 @@
               <w:right w:val="single" w:color="CCCCCC" w:sz="1"/>
             </w:tcBorders>
             <w:tcMar>
-              <w:top w:type="dxa" w:w="60"/>
+              <w:top w:type="dxa" w:w="80"/>
               <w:left w:type="dxa" w:w="120"/>
-              <w:bottom w:type="dxa" w:w="60"/>
+              <w:bottom w:type="dxa" w:w="80"/>
               <w:right w:type="dxa" w:w="120"/>
             </w:tcMar>
           </w:tcPr>
@@ -522,20 +1380,90 @@
               <w:right w:val="single" w:color="CCCCCC" w:sz="1"/>
             </w:tcBorders>
             <w:tcMar>
-              <w:top w:type="dxa" w:w="60"/>
+              <w:top w:type="dxa" w:w="80"/>
               <w:left w:type="dxa" w:w="120"/>
-              <w:bottom w:type="dxa" w:w="60"/>
+              <w:bottom w:type="dxa" w:w="80"/>
               <w:right w:type="dxa" w:w="120"/>
             </w:tcMar>
           </w:tcPr>
           <w:p>
-            <w:r>
-              <w:rPr>
-                <w:rFonts w:ascii="Arial" w:cs="Arial" w:eastAsia="Arial" w:hAnsi="Arial"/>
-                <w:sz w:val="20"/>
-                <w:szCs w:val="20"/>
+            <w:pPr>
+              <w:spacing w:after="80" w:before="80"/>
+            </w:pPr>
+            <w:r>
+              <w:rPr>
+                <w:rFonts w:ascii="Arial" w:cs="Arial" w:eastAsia="Arial" w:hAnsi="Arial"/>
+                <w:b/>
+                <w:bCs/>
+                <w:i w:val="false"/>
+                <w:iCs w:val="false"/>
+                <w:color w:val="000000"/>
+                <w:sz w:val="22"/>
+                <w:szCs w:val="22"/>
               </w:rPr>
               <w:t xml:space="preserve">Exit Ticket / Wrap-Up</w:t>
+            </w:r>
+            <w:r>
+              <w:rPr>
+                <w:rFonts w:ascii="Arial" w:cs="Arial" w:eastAsia="Arial" w:hAnsi="Arial"/>
+                <w:sz w:val="20"/>
+                <w:szCs w:val="20"/>
+              </w:rPr>
+              <w:br/>
+              <w:t xml:space="preserve"/>
+            </w:r>
+            <w:r>
+              <w:rPr>
+                <w:rFonts w:ascii="Arial" w:cs="Arial" w:eastAsia="Arial" w:hAnsi="Arial"/>
+                <w:sz w:val="20"/>
+                <w:szCs w:val="20"/>
+              </w:rPr>
+              <w:br/>
+              <w:t xml:space="preserve"/>
+            </w:r>
+            <w:r>
+              <w:rPr>
+                <w:rFonts w:ascii="Arial" w:cs="Arial" w:eastAsia="Arial" w:hAnsi="Arial"/>
+                <w:b w:val="false"/>
+                <w:bCs w:val="false"/>
+                <w:i w:val="false"/>
+                <w:iCs w:val="false"/>
+                <w:color w:val="000000"/>
+                <w:sz w:val="20"/>
+                <w:szCs w:val="20"/>
+              </w:rPr>
+              <w:t xml:space="preserve">Quick Check: Apply the order of operations correctly in Python expressions?</w:t>
+            </w:r>
+            <w:r>
+              <w:rPr>
+                <w:rFonts w:ascii="Arial" w:cs="Arial" w:eastAsia="Arial" w:hAnsi="Arial"/>
+                <w:sz w:val="20"/>
+                <w:szCs w:val="20"/>
+              </w:rPr>
+              <w:br/>
+              <w:t xml:space="preserve"/>
+            </w:r>
+            <w:r>
+              <w:rPr>
+                <w:rFonts w:ascii="Arial" w:cs="Arial" w:eastAsia="Arial" w:hAnsi="Arial"/>
+                <w:sz w:val="20"/>
+                <w:szCs w:val="20"/>
+              </w:rPr>
+              <w:br/>
+              <w:t xml:space="preserve"/>
+            </w:r>
+            <w:r>
+              <w:rPr>
+                <w:rFonts w:ascii="Arial" w:cs="Arial" w:eastAsia="Arial" w:hAnsi="Arial"/>
+                <w:b w:val="false"/>
+                <w:bCs w:val="false"/>
+                <w:i/>
+                <w:iCs/>
+                <w:color w:val="555555"/>
+                <w:sz w:val="20"/>
+                <w:szCs w:val="20"/>
+              </w:rPr>
+              <w:t xml:space="preserve">→ 3–2–1: Name 3 things learned, 2 new vocab words, 1 question you still have.</w:t>
             </w:r>
           </w:p>
         </w:tc>
@@ -912,19 +1840,6 @@
                 <w:sz w:val="18"/>
                 <w:szCs w:val="18"/>
               </w:rPr>
-              <w:t xml:space="preserve"># Order of operations examples</w:t>
-            </w:r>
-          </w:p>
-          <w:p>
-            <w:pPr>
-              <w:spacing w:after="20"/>
-            </w:pPr>
-            <w:r>
-              <w:rPr>
-                <w:rFonts w:ascii="Courier New" w:cs="Courier New" w:eastAsia="Courier New" w:hAnsi="Courier New"/>
-                <w:sz w:val="18"/>
-                <w:szCs w:val="18"/>
-              </w:rPr>
               <w:t xml:space="preserve">print(2 + 3 * 4)           # 14, not 20</w:t>
             </w:r>
           </w:p>
@@ -1003,7 +1918,7 @@
                 <w:sz w:val="18"/>
                 <w:szCs w:val="18"/>
               </w:rPr>
-              <w:t xml:space="preserve"># Real-world calculation: compound interest</w:t>
+              <w:t xml:space="preserve"> </w:t>
             </w:r>
           </w:p>
           <w:p>
@@ -1094,7 +2009,7 @@
                 <w:sz w:val="18"/>
                 <w:szCs w:val="18"/>
               </w:rPr>
-              <w:t xml:space="preserve"># Calculating average with proper order</w:t>
+              <w:t xml:space="preserve"> </w:t>
             </w:r>
           </w:p>
           <w:p>
@@ -1159,7 +2074,7 @@
                 <w:sz w:val="18"/>
                 <w:szCs w:val="18"/>
               </w:rPr>
-              <w:t xml:space="preserve"># Temperature conversion with proper grouping</w:t>
+              <w:t xml:space="preserve"> </w:t>
             </w:r>
           </w:p>
           <w:p>
@@ -1252,19 +2167,6 @@
                 <w:sz w:val="18"/>
                 <w:szCs w:val="18"/>
               </w:rPr>
-              <w:t xml:space="preserve"># Problem 1 Verification</w:t>
-            </w:r>
-          </w:p>
-          <w:p>
-            <w:pPr>
-              <w:spacing w:after="20"/>
-            </w:pPr>
-            <w:r>
-              <w:rPr>
-                <w:rFonts w:ascii="Courier New" w:cs="Courier New" w:eastAsia="Courier New" w:hAnsi="Courier New"/>
-                <w:sz w:val="18"/>
-                <w:szCs w:val="18"/>
-              </w:rPr>
               <w:t xml:space="preserve">print(5 + 3 * 2)          # 11 (multiply first)</w:t>
             </w:r>
           </w:p>
@@ -1330,7 +2232,7 @@
                 <w:sz w:val="18"/>
                 <w:szCs w:val="18"/>
               </w:rPr>
-              <w:t xml:space="preserve"># Problem 2 Example</w:t>
+              <w:t xml:space="preserve"> </w:t>
             </w:r>
           </w:p>
           <w:p>
@@ -1408,7 +2310,7 @@
                 <w:sz w:val="18"/>
                 <w:szCs w:val="18"/>
               </w:rPr>
-              <w:t xml:space="preserve"># Problem 3 Example</w:t>
+              <w:t xml:space="preserve"> </w:t>
             </w:r>
           </w:p>
           <w:p>

--- a/Coding 1 - year/Unit 1 - Intro to Programming/Daily Lesson Plans/Word/Day 12.docx
+++ b/Coding 1 - year/Unit 1 - Intro to Programming/Daily Lesson Plans/Word/Day 12.docx
@@ -380,7 +380,7 @@
                 <w:sz w:val="20"/>
                 <w:szCs w:val="20"/>
               </w:rPr>
-              <w:t xml:space="preserve">    What do you already know about how to apply the order of operations correctly in Python expressions?</w:t>
+              <w:t xml:space="preserve">    Have you ever used the order of operations correctly before? Where might the order of operations correctly be useful in a real program?</w:t>
             </w:r>
             <w:r>
               <w:rPr>
@@ -477,7 +477,7 @@
                 <w:sz w:val="20"/>
                 <w:szCs w:val="20"/>
               </w:rPr>
-              <w:t xml:space="preserve">Today's Goal: By the end of class you will be able to apply the order of operations correctly in Python expressions.</w:t>
+              <w:t xml:space="preserve">Today’s Goal: By the end of class you will be able to apply the order of operations correctly in Python expressions.</w:t>
             </w:r>
             <w:r>
               <w:rPr>
@@ -1432,7 +1432,7 @@
                 <w:sz w:val="20"/>
                 <w:szCs w:val="20"/>
               </w:rPr>
-              <w:t xml:space="preserve">Quick Check: Apply the order of operations correctly in Python expressions?</w:t>
+              <w:t xml:space="preserve">Write the key syntax or steps for using the order of operations correctly. What's one mistake beginners commonly make?</w:t>
             </w:r>
             <w:r>
               <w:rPr>

--- a/Coding 1 - year/Unit 1 - Intro to Programming/Daily Lesson Plans/Word/Day 12.docx
+++ b/Coding 1 - year/Unit 1 - Intro to Programming/Daily Lesson Plans/Word/Day 12.docx
@@ -728,7 +728,7 @@
                 <w:sz w:val="20"/>
                 <w:szCs w:val="20"/>
               </w:rPr>
-              <w:t xml:space="preserve">    • 2 + 3 * 4 = 2 + 12 = 14 (NOT 5 * 4 = 20)</w:t>
+              <w:t xml:space="preserve">    • Parentheses (or Brackets) — calculations inside () first</w:t>
             </w:r>
             <w:r>
               <w:rPr>
@@ -750,7 +750,7 @@
                 <w:sz w:val="20"/>
                 <w:szCs w:val="20"/>
               </w:rPr>
-              <w:t xml:space="preserve">    • (2 + 3) * 4 = 5 * 4 = 20 (parentheses first!)</w:t>
+              <w:t xml:space="preserve">    • Exponents (or Orders) — powers like ``</w:t>
             </w:r>
             <w:r>
               <w:rPr>
@@ -772,7 +772,7 @@
                 <w:sz w:val="20"/>
                 <w:szCs w:val="20"/>
               </w:rPr>
-              <w:t xml:space="preserve">    • 10 - 5 - 2 = 5 - 2 = 3 (left to right)</w:t>
+              <w:t xml:space="preserve">    • Multiplication &amp; Division — left to right (same precedence)</w:t>
             </w:r>
             <w:r>
               <w:rPr>
@@ -794,7 +794,7 @@
                 <w:sz w:val="20"/>
                 <w:szCs w:val="20"/>
               </w:rPr>
-              <w:t xml:space="preserve">    • 2  3  2 = 2  9 = 512 (exponents are right to left!)</w:t>
+              <w:t xml:space="preserve">    • Addition &amp; Subtraction — left to right (same precedence)</w:t>
             </w:r>
             <w:r>
               <w:rPr>
@@ -816,7 +816,7 @@
                 <w:sz w:val="20"/>
                 <w:szCs w:val="20"/>
               </w:rPr>
-              <w:t xml:space="preserve">    • 10 / 2 * 5 = 5 * 5 = 25 (division and multiplication left to right)</w:t>
+              <w:t xml:space="preserve">    • 2 + 3 * 4 = 2 + 12 = 14 (NOT 5 * 4 = 20)</w:t>
             </w:r>
             <w:r>
               <w:rPr>
@@ -838,7 +838,7 @@
                 <w:sz w:val="20"/>
                 <w:szCs w:val="20"/>
               </w:rPr>
-              <w:t xml:space="preserve">    • (2 + 3) * 4 is clearer than 2 + 3 * 4</w:t>
+              <w:t xml:space="preserve">    • (2 + 3) * 4 = 5 * 4 = 20 (parentheses first!)</w:t>
             </w:r>
             <w:r>
               <w:rPr>
@@ -860,7 +860,7 @@
                 <w:sz w:val="20"/>
                 <w:szCs w:val="20"/>
               </w:rPr>
-              <w:t xml:space="preserve">    • (principal + interest) is clearer than showing the calculation</w:t>
+              <w:t xml:space="preserve">    • 10 - 5 - 2 = 5 - 2 = 3 (left to right)</w:t>
             </w:r>
             <w:r>
               <w:rPr>
@@ -882,7 +882,7 @@
                 <w:sz w:val="20"/>
                 <w:szCs w:val="20"/>
               </w:rPr>
-              <w:t xml:space="preserve">    • (1 + rate)  years makes compound interest formula clear</w:t>
+              <w:t xml:space="preserve">    • 2  3  2 = 2  9 = 512 (exponents are right to left!)</w:t>
             </w:r>
             <w:r>
               <w:rPr>
